--- a/BCA/bca4/imp 20 questiosn.docx
+++ b/BCA/bca4/imp 20 questiosn.docx
@@ -933,7 +933,11 @@
         <w:t>Answer: c) COCOMO II</w:t>
       </w:r>
     </w:p>
-    <w:p/>
+    <w:p>
+      <w:r>
+        <w:tab/>
+      </w:r>
+    </w:p>
     <w:sectPr>
       <w:pgSz w:w="11906" w:h="16838"/>
       <w:pgMar w:top="1440" w:right="1440" w:bottom="1440" w:left="1440" w:header="708" w:footer="708" w:gutter="0"/>
@@ -1547,6 +1551,7 @@
   <w:style w:type="character" w:default="1" w:styleId="DefaultParagraphFont">
     <w:name w:val="Default Paragraph Font"/>
     <w:uiPriority w:val="1"/>
+    <w:semiHidden/>
     <w:unhideWhenUsed/>
   </w:style>
   <w:style w:type="table" w:default="1" w:styleId="TableNormal">
